--- a/deliverables/output/RIMSS - DAR - Frontend Architecture Selection.docx
+++ b/deliverables/output/RIMSS - DAR - Frontend Architecture Selection.docx
@@ -178,7 +178,7 @@
           </w:tcPr>
           <w:p>
             <w:r>
-              <w:t xml:space="preserve">2026-09-30</w:t>
+              <w:t xml:space="preserve">2026-10-14</w:t>
             </w:r>
           </w:p>
         </w:tc>

--- a/deliverables/output/RIMSS - DAR - Frontend Architecture Selection.docx
+++ b/deliverables/output/RIMSS - DAR - Frontend Architecture Selection.docx
@@ -60,7 +60,7 @@
           <w:sz w:val="22"/>
           <w:szCs w:val="22"/>
         </w:rPr>
-        <w:t xml:space="preserve">Senior Staff Engineer Candidate</w:t>
+        <w:t xml:space="preserve">Zibran Shaikh</w:t>
       </w:r>
     </w:p>
     <w:p>
@@ -178,7 +178,7 @@
           </w:tcPr>
           <w:p>
             <w:r>
-              <w:t xml:space="preserve">2026-10-14</w:t>
+              <w:t xml:space="preserve">2026-10-20</w:t>
             </w:r>
           </w:p>
         </w:tc>
@@ -188,7 +188,7 @@
           </w:tcPr>
           <w:p>
             <w:r>
-              <w:t xml:space="preserve">Senior Staff Engineer Candidate</w:t>
+              <w:t xml:space="preserve">Zibran Shaikh</w:t>
             </w:r>
           </w:p>
         </w:tc>

--- a/deliverables/output/RIMSS - DAR - Frontend Architecture Selection.docx
+++ b/deliverables/output/RIMSS - DAR - Frontend Architecture Selection.docx
@@ -178,7 +178,7 @@
           </w:tcPr>
           <w:p>
             <w:r>
-              <w:t xml:space="preserve">2026-10-20</w:t>
+              <w:t xml:space="preserve">2026-10-21</w:t>
             </w:r>
           </w:p>
         </w:tc>
